--- a/benchmarks/docx/corpus/fields/seq-caption.docx
+++ b/benchmarks/docx/corpus/fields/seq-caption.docx
@@ -463,7 +463,7 @@
     <w:link w:val="Heading1Char"/>
     <w:uiPriority w:val="9"/>
     <w:qFormat/>
-    <w:rsid w:val="00094083"/>
+    <w:rsid w:val="002733B6"/>
     <w:pPr>
       <w:keepNext/>
       <w:keepLines/>
@@ -486,7 +486,7 @@
     <w:semiHidden/>
     <w:unhideWhenUsed/>
     <w:qFormat/>
-    <w:rsid w:val="00094083"/>
+    <w:rsid w:val="002733B6"/>
     <w:pPr>
       <w:keepNext/>
       <w:keepLines/>
@@ -509,7 +509,7 @@
     <w:semiHidden/>
     <w:unhideWhenUsed/>
     <w:qFormat/>
-    <w:rsid w:val="00094083"/>
+    <w:rsid w:val="002733B6"/>
     <w:pPr>
       <w:keepNext/>
       <w:keepLines/>
@@ -532,7 +532,7 @@
     <w:semiHidden/>
     <w:unhideWhenUsed/>
     <w:qFormat/>
-    <w:rsid w:val="00094083"/>
+    <w:rsid w:val="002733B6"/>
     <w:pPr>
       <w:keepNext/>
       <w:keepLines/>
@@ -555,7 +555,7 @@
     <w:semiHidden/>
     <w:unhideWhenUsed/>
     <w:qFormat/>
-    <w:rsid w:val="00094083"/>
+    <w:rsid w:val="002733B6"/>
     <w:pPr>
       <w:keepNext/>
       <w:keepLines/>
@@ -576,7 +576,7 @@
     <w:semiHidden/>
     <w:unhideWhenUsed/>
     <w:qFormat/>
-    <w:rsid w:val="00094083"/>
+    <w:rsid w:val="002733B6"/>
     <w:pPr>
       <w:keepNext/>
       <w:keepLines/>
@@ -599,7 +599,7 @@
     <w:semiHidden/>
     <w:unhideWhenUsed/>
     <w:qFormat/>
-    <w:rsid w:val="00094083"/>
+    <w:rsid w:val="002733B6"/>
     <w:pPr>
       <w:keepNext/>
       <w:keepLines/>
@@ -620,7 +620,7 @@
     <w:semiHidden/>
     <w:unhideWhenUsed/>
     <w:qFormat/>
-    <w:rsid w:val="00094083"/>
+    <w:rsid w:val="002733B6"/>
     <w:pPr>
       <w:keepNext/>
       <w:keepLines/>
@@ -643,7 +643,7 @@
     <w:semiHidden/>
     <w:unhideWhenUsed/>
     <w:qFormat/>
-    <w:rsid w:val="00094083"/>
+    <w:rsid w:val="002733B6"/>
     <w:pPr>
       <w:keepNext/>
       <w:keepLines/>
@@ -687,7 +687,7 @@
     <w:basedOn w:val="DefaultParagraphFont"/>
     <w:link w:val="Heading1"/>
     <w:uiPriority w:val="9"/>
-    <w:rsid w:val="00094083"/>
+    <w:rsid w:val="002733B6"/>
     <w:rPr>
       <w:rFonts w:asciiTheme="majorHAnsi" w:eastAsiaTheme="majorEastAsia" w:hAnsiTheme="majorHAnsi" w:cstheme="majorBidi"/>
       <w:color w:val="2F5496" w:themeColor="accent1" w:themeShade="BF"/>
@@ -701,7 +701,7 @@
     <w:link w:val="Heading2"/>
     <w:uiPriority w:val="9"/>
     <w:semiHidden/>
-    <w:rsid w:val="00094083"/>
+    <w:rsid w:val="002733B6"/>
     <w:rPr>
       <w:rFonts w:asciiTheme="majorHAnsi" w:eastAsiaTheme="majorEastAsia" w:hAnsiTheme="majorHAnsi" w:cstheme="majorBidi"/>
       <w:color w:val="2F5496" w:themeColor="accent1" w:themeShade="BF"/>
@@ -715,7 +715,7 @@
     <w:link w:val="Heading3"/>
     <w:uiPriority w:val="9"/>
     <w:semiHidden/>
-    <w:rsid w:val="00094083"/>
+    <w:rsid w:val="002733B6"/>
     <w:rPr>
       <w:rFonts w:eastAsiaTheme="majorEastAsia" w:cstheme="majorBidi"/>
       <w:color w:val="2F5496" w:themeColor="accent1" w:themeShade="BF"/>
@@ -729,7 +729,7 @@
     <w:link w:val="Heading4"/>
     <w:uiPriority w:val="9"/>
     <w:semiHidden/>
-    <w:rsid w:val="00094083"/>
+    <w:rsid w:val="002733B6"/>
     <w:rPr>
       <w:rFonts w:eastAsiaTheme="majorEastAsia" w:cstheme="majorBidi"/>
       <w:i/>
@@ -743,7 +743,7 @@
     <w:link w:val="Heading5"/>
     <w:uiPriority w:val="9"/>
     <w:semiHidden/>
-    <w:rsid w:val="00094083"/>
+    <w:rsid w:val="002733B6"/>
     <w:rPr>
       <w:rFonts w:eastAsiaTheme="majorEastAsia" w:cstheme="majorBidi"/>
       <w:color w:val="2F5496" w:themeColor="accent1" w:themeShade="BF"/>
@@ -755,7 +755,7 @@
     <w:link w:val="Heading6"/>
     <w:uiPriority w:val="9"/>
     <w:semiHidden/>
-    <w:rsid w:val="00094083"/>
+    <w:rsid w:val="002733B6"/>
     <w:rPr>
       <w:rFonts w:eastAsiaTheme="majorEastAsia" w:cstheme="majorBidi"/>
       <w:i/>
@@ -769,7 +769,7 @@
     <w:link w:val="Heading7"/>
     <w:uiPriority w:val="9"/>
     <w:semiHidden/>
-    <w:rsid w:val="00094083"/>
+    <w:rsid w:val="002733B6"/>
     <w:rPr>
       <w:rFonts w:eastAsiaTheme="majorEastAsia" w:cstheme="majorBidi"/>
       <w:color w:val="595959" w:themeColor="text1" w:themeTint="A6"/>
@@ -781,7 +781,7 @@
     <w:link w:val="Heading8"/>
     <w:uiPriority w:val="9"/>
     <w:semiHidden/>
-    <w:rsid w:val="00094083"/>
+    <w:rsid w:val="002733B6"/>
     <w:rPr>
       <w:rFonts w:eastAsiaTheme="majorEastAsia" w:cstheme="majorBidi"/>
       <w:i/>
@@ -795,7 +795,7 @@
     <w:link w:val="Heading9"/>
     <w:uiPriority w:val="9"/>
     <w:semiHidden/>
-    <w:rsid w:val="00094083"/>
+    <w:rsid w:val="002733B6"/>
     <w:rPr>
       <w:rFonts w:eastAsiaTheme="majorEastAsia" w:cstheme="majorBidi"/>
       <w:color w:val="272727" w:themeColor="text1" w:themeTint="D8"/>
@@ -808,7 +808,7 @@
     <w:link w:val="TitleChar"/>
     <w:uiPriority w:val="10"/>
     <w:qFormat/>
-    <w:rsid w:val="00094083"/>
+    <w:rsid w:val="002733B6"/>
     <w:pPr>
       <w:spacing w:after="80" w:line="240" w:lineRule="auto"/>
       <w:contextualSpacing/>
@@ -826,7 +826,7 @@
     <w:basedOn w:val="DefaultParagraphFont"/>
     <w:link w:val="Title"/>
     <w:uiPriority w:val="10"/>
-    <w:rsid w:val="00094083"/>
+    <w:rsid w:val="002733B6"/>
     <w:rPr>
       <w:rFonts w:asciiTheme="majorHAnsi" w:eastAsiaTheme="majorEastAsia" w:hAnsiTheme="majorHAnsi" w:cstheme="majorBidi"/>
       <w:spacing w:val="-10"/>
@@ -842,7 +842,7 @@
     <w:link w:val="SubtitleChar"/>
     <w:uiPriority w:val="11"/>
     <w:qFormat/>
-    <w:rsid w:val="00094083"/>
+    <w:rsid w:val="002733B6"/>
     <w:pPr>
       <w:numPr>
         <w:ilvl w:val="1"/>
@@ -861,7 +861,7 @@
     <w:basedOn w:val="DefaultParagraphFont"/>
     <w:link w:val="Subtitle"/>
     <w:uiPriority w:val="11"/>
-    <w:rsid w:val="00094083"/>
+    <w:rsid w:val="002733B6"/>
     <w:rPr>
       <w:rFonts w:eastAsiaTheme="majorEastAsia" w:cstheme="majorBidi"/>
       <w:color w:val="595959" w:themeColor="text1" w:themeTint="A6"/>
@@ -877,7 +877,7 @@
     <w:link w:val="QuoteChar"/>
     <w:uiPriority w:val="29"/>
     <w:qFormat/>
-    <w:rsid w:val="00094083"/>
+    <w:rsid w:val="002733B6"/>
     <w:pPr>
       <w:spacing w:before="160"/>
       <w:jc w:val="center"/>
@@ -893,7 +893,7 @@
     <w:basedOn w:val="DefaultParagraphFont"/>
     <w:link w:val="Quote"/>
     <w:uiPriority w:val="29"/>
-    <w:rsid w:val="00094083"/>
+    <w:rsid w:val="002733B6"/>
     <w:rPr>
       <w:i/>
       <w:iCs/>
@@ -905,7 +905,7 @@
     <w:basedOn w:val="Normal"/>
     <w:uiPriority w:val="34"/>
     <w:qFormat/>
-    <w:rsid w:val="00094083"/>
+    <w:rsid w:val="002733B6"/>
     <w:pPr>
       <w:ind w:left="720"/>
       <w:contextualSpacing/>
@@ -916,7 +916,7 @@
     <w:basedOn w:val="DefaultParagraphFont"/>
     <w:uiPriority w:val="21"/>
     <w:qFormat/>
-    <w:rsid w:val="00094083"/>
+    <w:rsid w:val="002733B6"/>
     <w:rPr>
       <w:i/>
       <w:iCs/>
@@ -930,7 +930,7 @@
     <w:link w:val="IntenseQuoteChar"/>
     <w:uiPriority w:val="30"/>
     <w:qFormat/>
-    <w:rsid w:val="00094083"/>
+    <w:rsid w:val="002733B6"/>
     <w:pPr>
       <w:pBdr>
         <w:top w:val="single" w:sz="4" w:space="10" w:color="2F5496" w:themeColor="accent1" w:themeShade="BF"/>
@@ -951,7 +951,7 @@
     <w:basedOn w:val="DefaultParagraphFont"/>
     <w:link w:val="IntenseQuote"/>
     <w:uiPriority w:val="30"/>
-    <w:rsid w:val="00094083"/>
+    <w:rsid w:val="002733B6"/>
     <w:rPr>
       <w:i/>
       <w:iCs/>
@@ -963,7 +963,7 @@
     <w:basedOn w:val="DefaultParagraphFont"/>
     <w:uiPriority w:val="32"/>
     <w:qFormat/>
-    <w:rsid w:val="00094083"/>
+    <w:rsid w:val="002733B6"/>
     <w:rPr>
       <w:b/>
       <w:bCs/>
@@ -979,7 +979,7 @@
     <w:uiPriority w:val="35"/>
     <w:unhideWhenUsed/>
     <w:qFormat/>
-    <w:rsid w:val="00094083"/>
+    <w:rsid w:val="002733B6"/>
     <w:pPr>
       <w:spacing w:after="200" w:line="240" w:lineRule="auto"/>
     </w:pPr>
